--- a/thesis/docx/code_walkthrough.docx
+++ b/thesis/docx/code_walkthrough.docx
@@ -120,13 +120,13 @@
     </w:p>
     <w:bookmarkEnd w:id="9"/>
     <w:bookmarkEnd w:id="10"/>
-    <w:bookmarkStart w:id="11" w:name="X4e0b801e13f66fbd281a18dcfc01da4bfbc45db"/>
+    <w:bookmarkStart w:id="11" w:name="Xbfabb075fa273e7d54d9d446cdcf7d10b635c36"/>
     <w:p>
       <w:pPr>
         <w:pStyle w:val="Heading1"/>
       </w:pPr>
       <w:r>
-        <w:t xml:space="preserve">0. Before anything else: a discrepancy to correct</w:t>
+        <w:t xml:space="preserve">0. Before anything else: a discrepancy, now corrected</w:t>
       </w:r>
     </w:p>
     <w:p>
@@ -134,16 +134,93 @@
         <w:pStyle w:val="FirstParagraph"/>
       </w:pPr>
       <w:r>
+        <w:t xml:space="preserve">This section is kept in full although the defect is fixed, because the reasoning is the answer to a</w:t>
+      </w:r>
+      <w:r>
+        <w:t xml:space="preserve"> </w:t>
+      </w:r>
+      <w:r>
+        <w:t xml:space="preserve">question a reader of the earlier report will ask, and because a circulated document cannot be</w:t>
+      </w:r>
+      <w:r>
+        <w:t xml:space="preserve"> </w:t>
+      </w:r>
+      <w:r>
+        <w:t xml:space="preserve">unsent. If your copy of the technical report predates 6 September 2026, its section 3.1.1 shows the</w:t>
+      </w:r>
+      <w:r>
+        <w:t xml:space="preserve"> </w:t>
+      </w:r>
+      <w:r>
+        <w:t xml:space="preserve">version described below.</w:t>
+      </w:r>
+    </w:p>
+    <w:p>
+      <w:pPr>
+        <w:pStyle w:val="BodyText"/>
+      </w:pPr>
+      <w:r>
+        <w:t xml:space="preserve">The diagram now appears as two, one per stage, and states 6.0 for the table builder and 7.0 for the</w:t>
+      </w:r>
+      <w:r>
+        <w:t xml:space="preserve"> </w:t>
+      </w:r>
+      <w:r>
+        <w:t xml:space="preserve">binder panel with the decoy rule beside the stage that owns it.</w:t>
+      </w:r>
+      <w:r>
+        <w:t xml:space="preserve"> </w:t>
+      </w:r>
+      <w:r>
         <w:rPr>
           <w:rStyle w:val="VerbatimChar"/>
         </w:rPr>
+        <w:t xml:space="preserve">tests/test_panel_app_consistency.py::TestPipelineDiagramMatchesThePipeline</w:t>
+      </w:r>
+      <w:r>
+        <w:t xml:space="preserve"> </w:t>
+      </w:r>
+      <w:r>
+        <w:t xml:space="preserve">fails if either cut,</w:t>
+      </w:r>
+      <w:r>
+        <w:t xml:space="preserve"> </w:t>
+      </w:r>
+      <w:r>
+        <w:t xml:space="preserve">the decoy rule or the reliability gate drifts from the code again, and it checks the 64,419 figure</w:t>
+      </w:r>
+      <w:r>
+        <w:t xml:space="preserve"> </w:t>
+      </w:r>
+      <w:r>
+        <w:t xml:space="preserve">against the tables rather than trusting the sentence.</w:t>
+      </w:r>
+    </w:p>
+    <w:p>
+      <w:pPr>
+        <w:pStyle w:val="BodyText"/>
+      </w:pPr>
+      <w:r>
+        <w:rPr>
+          <w:b/>
+          <w:bCs/>
+        </w:rPr>
+        <w:t xml:space="preserve">What it used to say.</w:t>
+      </w:r>
+      <w:r>
+        <w:t xml:space="preserve"> </w:t>
+      </w:r>
+      <w:r>
+        <w:rPr>
+          <w:rStyle w:val="VerbatimChar"/>
+        </w:rPr>
         <w:t xml:space="preserve">docs/TECHNICAL_REPORT.md:373</w:t>
       </w:r>
       <w:r>
         <w:t xml:space="preserve"> </w:t>
       </w:r>
       <w:r>
-        <w:t xml:space="preserve">draws the labelling rule as</w:t>
+        <w:t xml:space="preserve">drew the labelling rule as</w:t>
       </w:r>
     </w:p>
     <w:p>
@@ -6819,7 +6896,7 @@
         <w:t xml:space="preserve"> </w:t>
       </w:r>
       <w:r>
-        <w:t xml:space="preserve">actives. And note that the technical report’s diagram states the ≥ 7 cut at the wrong stage; section 0.</w:t>
+        <w:t xml:space="preserve">actives. The technical report’s diagram used to state the ≥ 7 cut at the wrong stage; section 0.</w:t>
       </w:r>
     </w:p>
     <w:p>
@@ -6956,42 +7033,70 @@
       <w:r>
         <w:rPr>
           <w:rStyle w:val="VerbatimChar"/>
+          <w:strike/>
+        </w:rPr>
+        <w:t xml:space="preserve">docs/TECHNICAL_REPORT.md:373</w:t>
+      </w:r>
+      <w:r>
+        <w:rPr>
+          <w:strike/>
+        </w:rPr>
+        <w:t xml:space="preserve"> </w:t>
+      </w:r>
+      <w:r>
+        <w:rPr>
+          <w:strike/>
+        </w:rPr>
+        <w:t xml:space="preserve">states the wrong active cut</w:t>
+      </w:r>
+      <w:r>
+        <w:t xml:space="preserve"> </w:t>
+      </w:r>
+      <w:r>
+        <w:rPr>
           <w:b/>
           <w:bCs/>
         </w:rPr>
-        <w:t xml:space="preserve">docs/TECHNICAL_REPORT.md:373</w:t>
-      </w:r>
-      <w:r>
-        <w:rPr>
-          <w:b/>
-          <w:bCs/>
-        </w:rPr>
-        <w:t xml:space="preserve"> </w:t>
-      </w:r>
-      <w:r>
-        <w:rPr>
-          <w:b/>
-          <w:bCs/>
-        </w:rPr>
-        <w:t xml:space="preserve">states the wrong active cut</w:t>
-      </w:r>
-      <w:r>
-        <w:t xml:space="preserve"> </w:t>
-      </w:r>
-      <w:r>
-        <w:t xml:space="preserve">and attributes the binder panel’s</w:t>
-      </w:r>
-      <w:r>
-        <w:t xml:space="preserve"> </w:t>
-      </w:r>
-      <w:r>
-        <w:t xml:space="preserve">decoy rule to the table-building stage. The diagram should be split into the two stages it is</w:t>
-      </w:r>
-      <w:r>
-        <w:t xml:space="preserve"> </w:t>
-      </w:r>
-      <w:r>
-        <w:t xml:space="preserve">conflating. This is the one item here that changes a document a reader may already hold.</w:t>
+        <w:t xml:space="preserve">Closed.</w:t>
+      </w:r>
+      <w:r>
+        <w:t xml:space="preserve"> </w:t>
+      </w:r>
+      <w:r>
+        <w:t xml:space="preserve">The diagram is split</w:t>
+      </w:r>
+      <w:r>
+        <w:t xml:space="preserve"> </w:t>
+      </w:r>
+      <w:r>
+        <w:t xml:space="preserve">into its two stages, each labelled with the file that implements it and the cut that file applies,</w:t>
+      </w:r>
+      <w:r>
+        <w:t xml:space="preserve"> </w:t>
+      </w:r>
+      <w:r>
+        <w:t xml:space="preserve">and the reliability gate it stated as 0.60 now reads the deployed 0.50. Five tests in</w:t>
+      </w:r>
+      <w:r>
+        <w:t xml:space="preserve"> </w:t>
+      </w:r>
+      <w:r>
+        <w:rPr>
+          <w:rStyle w:val="VerbatimChar"/>
+        </w:rPr>
+        <w:t xml:space="preserve">TestPipelineDiagramMatchesThePipeline</w:t>
+      </w:r>
+      <w:r>
+        <w:t xml:space="preserve"> </w:t>
+      </w:r>
+      <w:r>
+        <w:t xml:space="preserve">pin it. Anyone holding a copy of the report from before</w:t>
+      </w:r>
+      <w:r>
+        <w:t xml:space="preserve"> </w:t>
+      </w:r>
+      <w:r>
+        <w:t xml:space="preserve">6 September 2026 has the conflated version; section 0 records what it said.</w:t>
       </w:r>
     </w:p>
     <w:p>
